--- a/Loesungsblatt_fuer_Workshopleitung.docx
+++ b/Loesungsblatt_fuer_Workshopleitung.docx
@@ -78,39 +78,23 @@
           <w:sz w:val="22"/>
           <w:szCs w:val="22"/>
         </w:rPr>
-        <w:t xml:space="preserve">  → in der Sandbox typischerweise </w:t>
-      </w:r>
-      <w:r>
-        <w:rPr>
-          <w:rFonts w:ascii="Courier New" w:cs="Courier New" w:eastAsia="Courier New" w:hAnsi="Courier New"/>
-          <w:sz w:val="20"/>
-          <w:szCs w:val="20"/>
-        </w:rPr>
-        <w:t xml:space="preserve">/root</w:t>
-      </w:r>
-      <w:r>
-        <w:rPr>
-          <w:rFonts w:ascii="Calibri" w:cs="Calibri" w:eastAsia="Calibri" w:hAnsi="Calibri"/>
-          <w:sz w:val="22"/>
-          <w:szCs w:val="22"/>
-        </w:rPr>
-        <w:t xml:space="preserve"> oder </w:t>
-      </w:r>
-      <w:r>
-        <w:rPr>
-          <w:rFonts w:ascii="Courier New" w:cs="Courier New" w:eastAsia="Courier New" w:hAnsi="Courier New"/>
-          <w:sz w:val="20"/>
-          <w:szCs w:val="20"/>
-        </w:rPr>
-        <w:t xml:space="preserve">/home/&lt;name&gt;</w:t>
-      </w:r>
-      <w:r>
-        <w:rPr>
-          <w:rFonts w:ascii="Calibri" w:cs="Calibri" w:eastAsia="Calibri" w:hAnsi="Calibri"/>
-          <w:sz w:val="22"/>
-          <w:szCs w:val="22"/>
-        </w:rPr>
-        <w:t xml:space="preserve">.</w:t>
+        <w:t xml:space="preserve">  → auf dem Übungsserver </w:t>
+      </w:r>
+      <w:r>
+        <w:rPr>
+          <w:rFonts w:ascii="Courier New" w:cs="Courier New" w:eastAsia="Courier New" w:hAnsi="Courier New"/>
+          <w:sz w:val="20"/>
+          <w:szCs w:val="20"/>
+        </w:rPr>
+        <w:t xml:space="preserve">/home/userNN</w:t>
+      </w:r>
+      <w:r>
+        <w:rPr>
+          <w:rFonts w:ascii="Calibri" w:cs="Calibri" w:eastAsia="Calibri" w:hAnsi="Calibri"/>
+          <w:sz w:val="22"/>
+          <w:szCs w:val="22"/>
+        </w:rPr>
+        <w:t xml:space="preserve"> (das eigene Home-Verzeichnis).</w:t>
       </w:r>
     </w:p>
     <w:p>
@@ -746,7 +730,7 @@
                 <w:sz w:val="20"/>
                 <w:szCs w:val="20"/>
               </w:rPr>
-              <w:t xml:space="preserve">grep 'Failed password' server.log | cut -d' ' -f11 | sort | uniq -c</w:t>
+              <w:t xml:space="preserve">grep 'Failed password' server.log | cut -d' ' -f14 | sort | uniq -c</w:t>
             </w:r>
           </w:p>
         </w:tc>
@@ -762,7 +746,7 @@
           <w:sz w:val="22"/>
           <w:szCs w:val="22"/>
         </w:rPr>
-        <w:t xml:space="preserve">Didaktischer Hinweis: Die Feldnummer 11 ergibt sich durch Abzählen der durch Leerzeichen getrennten Felder. Lassen Sie die Teilnehmer ruhig erst mit falscher Feldnummer scheitern – das Fehlerbild ist lehrreich. Wichtig: </w:t>
+        <w:t xml:space="preserve">Didaktischer Hinweis: Die Feldnummer 14 ergibt sich durch Abzählen der durch Leerzeichen getrennten Felder. Lassen Sie die Teilnehmer ruhig erst mit falscher Feldnummer scheitern – das Fehlerbild ist lehrreich. Wichtig: </w:t>
       </w:r>
       <w:r>
         <w:rPr>
@@ -817,7 +801,7 @@
           <w:sz w:val="22"/>
           <w:szCs w:val="22"/>
         </w:rPr>
-        <w:t xml:space="preserve">(Feld 13): pi (15), test (14), admin (13), root (13), oracle (11) – die üblichen Verdächtigen jedes echten SSH-Scans.</w:t>
+        <w:t xml:space="preserve">(Feld 12): pi (15), test (14), admin (13), root (13), oracle (11) – die üblichen Verdächtigen jedes echten SSH-Scans.</w:t>
       </w:r>
     </w:p>
     <w:tbl>
@@ -858,7 +842,7 @@
                 <w:sz w:val="20"/>
                 <w:szCs w:val="20"/>
               </w:rPr>
-              <w:t xml:space="preserve">grep 'Failed password' server.log | cut -d' ' -f13 | sort | uniq -c</w:t>
+              <w:t xml:space="preserve">grep 'Failed password' server.log | cut -d' ' -f12 | sort | uniq -c</w:t>
             </w:r>
           </w:p>
         </w:tc>
@@ -1016,7 +1000,7 @@
                 <w:sz w:val="20"/>
                 <w:szCs w:val="20"/>
               </w:rPr>
-              <w:t xml:space="preserve">grep 'Failed password' server.log | cut -d' ' -f11 | sort | uniq -c | sort -rn</w:t>
+              <w:t xml:space="preserve">grep 'Failed password' server.log | cut -d' ' -f14 | sort | uniq -c | sort -rn</w:t>
             </w:r>
           </w:p>
         </w:tc>
